--- a/documentation/FRUS-Subject-Taxonomy-Documentation.docx
+++ b/documentation/FRUS-Subject-Taxonomy-Documentation.docx
@@ -83,15 +83,7 @@
           <w:sz w:val="24"/>
           <w:szCs w:val="24"/>
         </w:rPr>
-        <w:t>Building a Controlled Subject Vocabulary for the</w:t>
-      </w:r>
-      <w:r>
-        <w:rPr>
-          <w:color w:val="71767A"/>
-          <w:sz w:val="24"/>
-          <w:szCs w:val="24"/>
-        </w:rPr>
-        <w:t xml:space="preserve"> </w:t>
+        <w:t xml:space="preserve">Building a Controlled Subject Vocabulary for the </w:t>
       </w:r>
     </w:p>
     <w:p>
@@ -203,11 +195,7 @@
           </w:pPr>
           <w:r>
             <w:fldChar w:fldCharType="begin"/>
-          </w:r>
-          <w:r>
             <w:instrText xml:space="preserve"> TOC \o "1-2" \h \z \u </w:instrText>
-          </w:r>
-          <w:r>
             <w:fldChar w:fldCharType="separate"/>
           </w:r>
           <w:hyperlink w:anchor="_Toc224310086" w:history="1">
@@ -224,46 +212,10 @@
                 <w:webHidden/>
               </w:rPr>
               <w:tab/>
-            </w:r>
-            <w:r>
-              <w:rPr>
-                <w:noProof/>
-                <w:webHidden/>
-              </w:rPr>
               <w:fldChar w:fldCharType="begin"/>
-            </w:r>
-            <w:r>
-              <w:rPr>
-                <w:noProof/>
-                <w:webHidden/>
-              </w:rPr>
               <w:instrText xml:space="preserve"> PAGEREF _Toc224310086 \h </w:instrText>
-            </w:r>
-            <w:r>
-              <w:rPr>
-                <w:noProof/>
-                <w:webHidden/>
-              </w:rPr>
-            </w:r>
-            <w:r>
-              <w:rPr>
-                <w:noProof/>
-                <w:webHidden/>
-              </w:rPr>
               <w:fldChar w:fldCharType="separate"/>
-            </w:r>
-            <w:r>
-              <w:rPr>
-                <w:noProof/>
-                <w:webHidden/>
-              </w:rPr>
               <w:t>2</w:t>
-            </w:r>
-            <w:r>
-              <w:rPr>
-                <w:noProof/>
-                <w:webHidden/>
-              </w:rPr>
               <w:fldChar w:fldCharType="end"/>
             </w:r>
           </w:hyperlink>
@@ -292,46 +244,10 @@
                 <w:webHidden/>
               </w:rPr>
               <w:tab/>
-            </w:r>
-            <w:r>
-              <w:rPr>
-                <w:noProof/>
-                <w:webHidden/>
-              </w:rPr>
               <w:fldChar w:fldCharType="begin"/>
-            </w:r>
-            <w:r>
-              <w:rPr>
-                <w:noProof/>
-                <w:webHidden/>
-              </w:rPr>
               <w:instrText xml:space="preserve"> PAGEREF _Toc224310087 \h </w:instrText>
-            </w:r>
-            <w:r>
-              <w:rPr>
-                <w:noProof/>
-                <w:webHidden/>
-              </w:rPr>
-            </w:r>
-            <w:r>
-              <w:rPr>
-                <w:noProof/>
-                <w:webHidden/>
-              </w:rPr>
               <w:fldChar w:fldCharType="separate"/>
-            </w:r>
-            <w:r>
-              <w:rPr>
-                <w:noProof/>
-                <w:webHidden/>
-              </w:rPr>
               <w:t>4</w:t>
-            </w:r>
-            <w:r>
-              <w:rPr>
-                <w:noProof/>
-                <w:webHidden/>
-              </w:rPr>
               <w:fldChar w:fldCharType="end"/>
             </w:r>
           </w:hyperlink>
@@ -360,46 +276,10 @@
                 <w:webHidden/>
               </w:rPr>
               <w:tab/>
-            </w:r>
-            <w:r>
-              <w:rPr>
-                <w:noProof/>
-                <w:webHidden/>
-              </w:rPr>
               <w:fldChar w:fldCharType="begin"/>
-            </w:r>
-            <w:r>
-              <w:rPr>
-                <w:noProof/>
-                <w:webHidden/>
-              </w:rPr>
               <w:instrText xml:space="preserve"> PAGEREF _Toc224310088 \h </w:instrText>
-            </w:r>
-            <w:r>
-              <w:rPr>
-                <w:noProof/>
-                <w:webHidden/>
-              </w:rPr>
-            </w:r>
-            <w:r>
-              <w:rPr>
-                <w:noProof/>
-                <w:webHidden/>
-              </w:rPr>
               <w:fldChar w:fldCharType="separate"/>
-            </w:r>
-            <w:r>
-              <w:rPr>
-                <w:noProof/>
-                <w:webHidden/>
-              </w:rPr>
               <w:t>4</w:t>
-            </w:r>
-            <w:r>
-              <w:rPr>
-                <w:noProof/>
-                <w:webHidden/>
-              </w:rPr>
               <w:fldChar w:fldCharType="end"/>
             </w:r>
           </w:hyperlink>
@@ -428,46 +308,10 @@
                 <w:webHidden/>
               </w:rPr>
               <w:tab/>
-            </w:r>
-            <w:r>
-              <w:rPr>
-                <w:noProof/>
-                <w:webHidden/>
-              </w:rPr>
               <w:fldChar w:fldCharType="begin"/>
-            </w:r>
-            <w:r>
-              <w:rPr>
-                <w:noProof/>
-                <w:webHidden/>
-              </w:rPr>
               <w:instrText xml:space="preserve"> PAGEREF _Toc224310089 \h </w:instrText>
-            </w:r>
-            <w:r>
-              <w:rPr>
-                <w:noProof/>
-                <w:webHidden/>
-              </w:rPr>
-            </w:r>
-            <w:r>
-              <w:rPr>
-                <w:noProof/>
-                <w:webHidden/>
-              </w:rPr>
               <w:fldChar w:fldCharType="separate"/>
-            </w:r>
-            <w:r>
-              <w:rPr>
-                <w:noProof/>
-                <w:webHidden/>
-              </w:rPr>
               <w:t>4</w:t>
-            </w:r>
-            <w:r>
-              <w:rPr>
-                <w:noProof/>
-                <w:webHidden/>
-              </w:rPr>
               <w:fldChar w:fldCharType="end"/>
             </w:r>
           </w:hyperlink>
@@ -496,46 +340,10 @@
                 <w:webHidden/>
               </w:rPr>
               <w:tab/>
-            </w:r>
-            <w:r>
-              <w:rPr>
-                <w:noProof/>
-                <w:webHidden/>
-              </w:rPr>
               <w:fldChar w:fldCharType="begin"/>
-            </w:r>
-            <w:r>
-              <w:rPr>
-                <w:noProof/>
-                <w:webHidden/>
-              </w:rPr>
               <w:instrText xml:space="preserve"> PAGEREF _Toc224310090 \h </w:instrText>
-            </w:r>
-            <w:r>
-              <w:rPr>
-                <w:noProof/>
-                <w:webHidden/>
-              </w:rPr>
-            </w:r>
-            <w:r>
-              <w:rPr>
-                <w:noProof/>
-                <w:webHidden/>
-              </w:rPr>
               <w:fldChar w:fldCharType="separate"/>
-            </w:r>
-            <w:r>
-              <w:rPr>
-                <w:noProof/>
-                <w:webHidden/>
-              </w:rPr>
               <w:t>5</w:t>
-            </w:r>
-            <w:r>
-              <w:rPr>
-                <w:noProof/>
-                <w:webHidden/>
-              </w:rPr>
               <w:fldChar w:fldCharType="end"/>
             </w:r>
           </w:hyperlink>
@@ -564,46 +372,10 @@
                 <w:webHidden/>
               </w:rPr>
               <w:tab/>
-            </w:r>
-            <w:r>
-              <w:rPr>
-                <w:noProof/>
-                <w:webHidden/>
-              </w:rPr>
               <w:fldChar w:fldCharType="begin"/>
-            </w:r>
-            <w:r>
-              <w:rPr>
-                <w:noProof/>
-                <w:webHidden/>
-              </w:rPr>
               <w:instrText xml:space="preserve"> PAGEREF _Toc224310091 \h </w:instrText>
-            </w:r>
-            <w:r>
-              <w:rPr>
-                <w:noProof/>
-                <w:webHidden/>
-              </w:rPr>
-            </w:r>
-            <w:r>
-              <w:rPr>
-                <w:noProof/>
-                <w:webHidden/>
-              </w:rPr>
               <w:fldChar w:fldCharType="separate"/>
-            </w:r>
-            <w:r>
-              <w:rPr>
-                <w:noProof/>
-                <w:webHidden/>
-              </w:rPr>
               <w:t>5</w:t>
-            </w:r>
-            <w:r>
-              <w:rPr>
-                <w:noProof/>
-                <w:webHidden/>
-              </w:rPr>
               <w:fldChar w:fldCharType="end"/>
             </w:r>
           </w:hyperlink>
@@ -632,46 +404,10 @@
                 <w:webHidden/>
               </w:rPr>
               <w:tab/>
-            </w:r>
-            <w:r>
-              <w:rPr>
-                <w:noProof/>
-                <w:webHidden/>
-              </w:rPr>
               <w:fldChar w:fldCharType="begin"/>
-            </w:r>
-            <w:r>
-              <w:rPr>
-                <w:noProof/>
-                <w:webHidden/>
-              </w:rPr>
               <w:instrText xml:space="preserve"> PAGEREF _Toc224310092 \h </w:instrText>
-            </w:r>
-            <w:r>
-              <w:rPr>
-                <w:noProof/>
-                <w:webHidden/>
-              </w:rPr>
-            </w:r>
-            <w:r>
-              <w:rPr>
-                <w:noProof/>
-                <w:webHidden/>
-              </w:rPr>
               <w:fldChar w:fldCharType="separate"/>
-            </w:r>
-            <w:r>
-              <w:rPr>
-                <w:noProof/>
-                <w:webHidden/>
-              </w:rPr>
               <w:t>5</w:t>
-            </w:r>
-            <w:r>
-              <w:rPr>
-                <w:noProof/>
-                <w:webHidden/>
-              </w:rPr>
               <w:fldChar w:fldCharType="end"/>
             </w:r>
           </w:hyperlink>
@@ -700,46 +436,10 @@
                 <w:webHidden/>
               </w:rPr>
               <w:tab/>
-            </w:r>
-            <w:r>
-              <w:rPr>
-                <w:noProof/>
-                <w:webHidden/>
-              </w:rPr>
               <w:fldChar w:fldCharType="begin"/>
-            </w:r>
-            <w:r>
-              <w:rPr>
-                <w:noProof/>
-                <w:webHidden/>
-              </w:rPr>
               <w:instrText xml:space="preserve"> PAGEREF _Toc224310093 \h </w:instrText>
-            </w:r>
-            <w:r>
-              <w:rPr>
-                <w:noProof/>
-                <w:webHidden/>
-              </w:rPr>
-            </w:r>
-            <w:r>
-              <w:rPr>
-                <w:noProof/>
-                <w:webHidden/>
-              </w:rPr>
               <w:fldChar w:fldCharType="separate"/>
-            </w:r>
-            <w:r>
-              <w:rPr>
-                <w:noProof/>
-                <w:webHidden/>
-              </w:rPr>
               <w:t>5</w:t>
-            </w:r>
-            <w:r>
-              <w:rPr>
-                <w:noProof/>
-                <w:webHidden/>
-              </w:rPr>
               <w:fldChar w:fldCharType="end"/>
             </w:r>
           </w:hyperlink>
@@ -768,46 +468,10 @@
                 <w:webHidden/>
               </w:rPr>
               <w:tab/>
-            </w:r>
-            <w:r>
-              <w:rPr>
-                <w:noProof/>
-                <w:webHidden/>
-              </w:rPr>
               <w:fldChar w:fldCharType="begin"/>
-            </w:r>
-            <w:r>
-              <w:rPr>
-                <w:noProof/>
-                <w:webHidden/>
-              </w:rPr>
               <w:instrText xml:space="preserve"> PAGEREF _Toc224310094 \h </w:instrText>
-            </w:r>
-            <w:r>
-              <w:rPr>
-                <w:noProof/>
-                <w:webHidden/>
-              </w:rPr>
-            </w:r>
-            <w:r>
-              <w:rPr>
-                <w:noProof/>
-                <w:webHidden/>
-              </w:rPr>
               <w:fldChar w:fldCharType="separate"/>
-            </w:r>
-            <w:r>
-              <w:rPr>
-                <w:noProof/>
-                <w:webHidden/>
-              </w:rPr>
               <w:t>6</w:t>
-            </w:r>
-            <w:r>
-              <w:rPr>
-                <w:noProof/>
-                <w:webHidden/>
-              </w:rPr>
               <w:fldChar w:fldCharType="end"/>
             </w:r>
           </w:hyperlink>
@@ -836,46 +500,10 @@
                 <w:webHidden/>
               </w:rPr>
               <w:tab/>
-            </w:r>
-            <w:r>
-              <w:rPr>
-                <w:noProof/>
-                <w:webHidden/>
-              </w:rPr>
               <w:fldChar w:fldCharType="begin"/>
-            </w:r>
-            <w:r>
-              <w:rPr>
-                <w:noProof/>
-                <w:webHidden/>
-              </w:rPr>
               <w:instrText xml:space="preserve"> PAGEREF _Toc224310095 \h </w:instrText>
-            </w:r>
-            <w:r>
-              <w:rPr>
-                <w:noProof/>
-                <w:webHidden/>
-              </w:rPr>
-            </w:r>
-            <w:r>
-              <w:rPr>
-                <w:noProof/>
-                <w:webHidden/>
-              </w:rPr>
               <w:fldChar w:fldCharType="separate"/>
-            </w:r>
-            <w:r>
-              <w:rPr>
-                <w:noProof/>
-                <w:webHidden/>
-              </w:rPr>
               <w:t>6</w:t>
-            </w:r>
-            <w:r>
-              <w:rPr>
-                <w:noProof/>
-                <w:webHidden/>
-              </w:rPr>
               <w:fldChar w:fldCharType="end"/>
             </w:r>
           </w:hyperlink>
@@ -904,46 +532,10 @@
                 <w:webHidden/>
               </w:rPr>
               <w:tab/>
-            </w:r>
-            <w:r>
-              <w:rPr>
-                <w:noProof/>
-                <w:webHidden/>
-              </w:rPr>
               <w:fldChar w:fldCharType="begin"/>
-            </w:r>
-            <w:r>
-              <w:rPr>
-                <w:noProof/>
-                <w:webHidden/>
-              </w:rPr>
               <w:instrText xml:space="preserve"> PAGEREF _Toc224310096 \h </w:instrText>
-            </w:r>
-            <w:r>
-              <w:rPr>
-                <w:noProof/>
-                <w:webHidden/>
-              </w:rPr>
-            </w:r>
-            <w:r>
-              <w:rPr>
-                <w:noProof/>
-                <w:webHidden/>
-              </w:rPr>
               <w:fldChar w:fldCharType="separate"/>
-            </w:r>
-            <w:r>
-              <w:rPr>
-                <w:noProof/>
-                <w:webHidden/>
-              </w:rPr>
               <w:t>6</w:t>
-            </w:r>
-            <w:r>
-              <w:rPr>
-                <w:noProof/>
-                <w:webHidden/>
-              </w:rPr>
               <w:fldChar w:fldCharType="end"/>
             </w:r>
           </w:hyperlink>
@@ -972,46 +564,10 @@
                 <w:webHidden/>
               </w:rPr>
               <w:tab/>
-            </w:r>
-            <w:r>
-              <w:rPr>
-                <w:noProof/>
-                <w:webHidden/>
-              </w:rPr>
               <w:fldChar w:fldCharType="begin"/>
-            </w:r>
-            <w:r>
-              <w:rPr>
-                <w:noProof/>
-                <w:webHidden/>
-              </w:rPr>
               <w:instrText xml:space="preserve"> PAGEREF _Toc224310097 \h </w:instrText>
-            </w:r>
-            <w:r>
-              <w:rPr>
-                <w:noProof/>
-                <w:webHidden/>
-              </w:rPr>
-            </w:r>
-            <w:r>
-              <w:rPr>
-                <w:noProof/>
-                <w:webHidden/>
-              </w:rPr>
               <w:fldChar w:fldCharType="separate"/>
-            </w:r>
-            <w:r>
-              <w:rPr>
-                <w:noProof/>
-                <w:webHidden/>
-              </w:rPr>
               <w:t>7</w:t>
-            </w:r>
-            <w:r>
-              <w:rPr>
-                <w:noProof/>
-                <w:webHidden/>
-              </w:rPr>
               <w:fldChar w:fldCharType="end"/>
             </w:r>
           </w:hyperlink>
@@ -1040,46 +596,10 @@
                 <w:webHidden/>
               </w:rPr>
               <w:tab/>
-            </w:r>
-            <w:r>
-              <w:rPr>
-                <w:noProof/>
-                <w:webHidden/>
-              </w:rPr>
               <w:fldChar w:fldCharType="begin"/>
-            </w:r>
-            <w:r>
-              <w:rPr>
-                <w:noProof/>
-                <w:webHidden/>
-              </w:rPr>
               <w:instrText xml:space="preserve"> PAGEREF _Toc224310098 \h </w:instrText>
-            </w:r>
-            <w:r>
-              <w:rPr>
-                <w:noProof/>
-                <w:webHidden/>
-              </w:rPr>
-            </w:r>
-            <w:r>
-              <w:rPr>
-                <w:noProof/>
-                <w:webHidden/>
-              </w:rPr>
               <w:fldChar w:fldCharType="separate"/>
-            </w:r>
-            <w:r>
-              <w:rPr>
-                <w:noProof/>
-                <w:webHidden/>
-              </w:rPr>
               <w:t>7</w:t>
-            </w:r>
-            <w:r>
-              <w:rPr>
-                <w:noProof/>
-                <w:webHidden/>
-              </w:rPr>
               <w:fldChar w:fldCharType="end"/>
             </w:r>
           </w:hyperlink>
@@ -1108,46 +628,10 @@
                 <w:webHidden/>
               </w:rPr>
               <w:tab/>
-            </w:r>
-            <w:r>
-              <w:rPr>
-                <w:noProof/>
-                <w:webHidden/>
-              </w:rPr>
               <w:fldChar w:fldCharType="begin"/>
-            </w:r>
-            <w:r>
-              <w:rPr>
-                <w:noProof/>
-                <w:webHidden/>
-              </w:rPr>
               <w:instrText xml:space="preserve"> PAGEREF _Toc224310099 \h </w:instrText>
-            </w:r>
-            <w:r>
-              <w:rPr>
-                <w:noProof/>
-                <w:webHidden/>
-              </w:rPr>
-            </w:r>
-            <w:r>
-              <w:rPr>
-                <w:noProof/>
-                <w:webHidden/>
-              </w:rPr>
               <w:fldChar w:fldCharType="separate"/>
-            </w:r>
-            <w:r>
-              <w:rPr>
-                <w:noProof/>
-                <w:webHidden/>
-              </w:rPr>
               <w:t>7</w:t>
-            </w:r>
-            <w:r>
-              <w:rPr>
-                <w:noProof/>
-                <w:webHidden/>
-              </w:rPr>
               <w:fldChar w:fldCharType="end"/>
             </w:r>
           </w:hyperlink>
@@ -1176,46 +660,10 @@
                 <w:webHidden/>
               </w:rPr>
               <w:tab/>
-            </w:r>
-            <w:r>
-              <w:rPr>
-                <w:noProof/>
-                <w:webHidden/>
-              </w:rPr>
               <w:fldChar w:fldCharType="begin"/>
-            </w:r>
-            <w:r>
-              <w:rPr>
-                <w:noProof/>
-                <w:webHidden/>
-              </w:rPr>
               <w:instrText xml:space="preserve"> PAGEREF _Toc224310100 \h </w:instrText>
-            </w:r>
-            <w:r>
-              <w:rPr>
-                <w:noProof/>
-                <w:webHidden/>
-              </w:rPr>
-            </w:r>
-            <w:r>
-              <w:rPr>
-                <w:noProof/>
-                <w:webHidden/>
-              </w:rPr>
               <w:fldChar w:fldCharType="separate"/>
-            </w:r>
-            <w:r>
-              <w:rPr>
-                <w:noProof/>
-                <w:webHidden/>
-              </w:rPr>
               <w:t>9</w:t>
-            </w:r>
-            <w:r>
-              <w:rPr>
-                <w:noProof/>
-                <w:webHidden/>
-              </w:rPr>
               <w:fldChar w:fldCharType="end"/>
             </w:r>
           </w:hyperlink>
@@ -1244,46 +692,10 @@
                 <w:webHidden/>
               </w:rPr>
               <w:tab/>
-            </w:r>
-            <w:r>
-              <w:rPr>
-                <w:noProof/>
-                <w:webHidden/>
-              </w:rPr>
               <w:fldChar w:fldCharType="begin"/>
-            </w:r>
-            <w:r>
-              <w:rPr>
-                <w:noProof/>
-                <w:webHidden/>
-              </w:rPr>
               <w:instrText xml:space="preserve"> PAGEREF _Toc224310101 \h </w:instrText>
-            </w:r>
-            <w:r>
-              <w:rPr>
-                <w:noProof/>
-                <w:webHidden/>
-              </w:rPr>
-            </w:r>
-            <w:r>
-              <w:rPr>
-                <w:noProof/>
-                <w:webHidden/>
-              </w:rPr>
               <w:fldChar w:fldCharType="separate"/>
-            </w:r>
-            <w:r>
-              <w:rPr>
-                <w:noProof/>
-                <w:webHidden/>
-              </w:rPr>
               <w:t>9</w:t>
-            </w:r>
-            <w:r>
-              <w:rPr>
-                <w:noProof/>
-                <w:webHidden/>
-              </w:rPr>
               <w:fldChar w:fldCharType="end"/>
             </w:r>
           </w:hyperlink>
@@ -1312,46 +724,10 @@
                 <w:webHidden/>
               </w:rPr>
               <w:tab/>
-            </w:r>
-            <w:r>
-              <w:rPr>
-                <w:noProof/>
-                <w:webHidden/>
-              </w:rPr>
               <w:fldChar w:fldCharType="begin"/>
-            </w:r>
-            <w:r>
-              <w:rPr>
-                <w:noProof/>
-                <w:webHidden/>
-              </w:rPr>
               <w:instrText xml:space="preserve"> PAGEREF _Toc224310102 \h </w:instrText>
-            </w:r>
-            <w:r>
-              <w:rPr>
-                <w:noProof/>
-                <w:webHidden/>
-              </w:rPr>
-            </w:r>
-            <w:r>
-              <w:rPr>
-                <w:noProof/>
-                <w:webHidden/>
-              </w:rPr>
               <w:fldChar w:fldCharType="separate"/>
-            </w:r>
-            <w:r>
-              <w:rPr>
-                <w:noProof/>
-                <w:webHidden/>
-              </w:rPr>
               <w:t>9</w:t>
-            </w:r>
-            <w:r>
-              <w:rPr>
-                <w:noProof/>
-                <w:webHidden/>
-              </w:rPr>
               <w:fldChar w:fldCharType="end"/>
             </w:r>
           </w:hyperlink>
@@ -1380,46 +756,10 @@
                 <w:webHidden/>
               </w:rPr>
               <w:tab/>
-            </w:r>
-            <w:r>
-              <w:rPr>
-                <w:noProof/>
-                <w:webHidden/>
-              </w:rPr>
               <w:fldChar w:fldCharType="begin"/>
-            </w:r>
-            <w:r>
-              <w:rPr>
-                <w:noProof/>
-                <w:webHidden/>
-              </w:rPr>
               <w:instrText xml:space="preserve"> PAGEREF _Toc224310103 \h </w:instrText>
-            </w:r>
-            <w:r>
-              <w:rPr>
-                <w:noProof/>
-                <w:webHidden/>
-              </w:rPr>
-            </w:r>
-            <w:r>
-              <w:rPr>
-                <w:noProof/>
-                <w:webHidden/>
-              </w:rPr>
               <w:fldChar w:fldCharType="separate"/>
-            </w:r>
-            <w:r>
-              <w:rPr>
-                <w:noProof/>
-                <w:webHidden/>
-              </w:rPr>
               <w:t>9</w:t>
-            </w:r>
-            <w:r>
-              <w:rPr>
-                <w:noProof/>
-                <w:webHidden/>
-              </w:rPr>
               <w:fldChar w:fldCharType="end"/>
             </w:r>
           </w:hyperlink>
@@ -1448,46 +788,10 @@
                 <w:webHidden/>
               </w:rPr>
               <w:tab/>
-            </w:r>
-            <w:r>
-              <w:rPr>
-                <w:noProof/>
-                <w:webHidden/>
-              </w:rPr>
               <w:fldChar w:fldCharType="begin"/>
-            </w:r>
-            <w:r>
-              <w:rPr>
-                <w:noProof/>
-                <w:webHidden/>
-              </w:rPr>
               <w:instrText xml:space="preserve"> PAGEREF _Toc224310104 \h </w:instrText>
-            </w:r>
-            <w:r>
-              <w:rPr>
-                <w:noProof/>
-                <w:webHidden/>
-              </w:rPr>
-            </w:r>
-            <w:r>
-              <w:rPr>
-                <w:noProof/>
-                <w:webHidden/>
-              </w:rPr>
               <w:fldChar w:fldCharType="separate"/>
-            </w:r>
-            <w:r>
-              <w:rPr>
-                <w:noProof/>
-                <w:webHidden/>
-              </w:rPr>
               <w:t>11</w:t>
-            </w:r>
-            <w:r>
-              <w:rPr>
-                <w:noProof/>
-                <w:webHidden/>
-              </w:rPr>
               <w:fldChar w:fldCharType="end"/>
             </w:r>
           </w:hyperlink>
@@ -1516,46 +820,10 @@
                 <w:webHidden/>
               </w:rPr>
               <w:tab/>
-            </w:r>
-            <w:r>
-              <w:rPr>
-                <w:noProof/>
-                <w:webHidden/>
-              </w:rPr>
               <w:fldChar w:fldCharType="begin"/>
-            </w:r>
-            <w:r>
-              <w:rPr>
-                <w:noProof/>
-                <w:webHidden/>
-              </w:rPr>
               <w:instrText xml:space="preserve"> PAGEREF _Toc224310105 \h </w:instrText>
-            </w:r>
-            <w:r>
-              <w:rPr>
-                <w:noProof/>
-                <w:webHidden/>
-              </w:rPr>
-            </w:r>
-            <w:r>
-              <w:rPr>
-                <w:noProof/>
-                <w:webHidden/>
-              </w:rPr>
               <w:fldChar w:fldCharType="separate"/>
-            </w:r>
-            <w:r>
-              <w:rPr>
-                <w:noProof/>
-                <w:webHidden/>
-              </w:rPr>
               <w:t>11</w:t>
-            </w:r>
-            <w:r>
-              <w:rPr>
-                <w:noProof/>
-                <w:webHidden/>
-              </w:rPr>
               <w:fldChar w:fldCharType="end"/>
             </w:r>
           </w:hyperlink>
@@ -1584,46 +852,10 @@
                 <w:webHidden/>
               </w:rPr>
               <w:tab/>
-            </w:r>
-            <w:r>
-              <w:rPr>
-                <w:noProof/>
-                <w:webHidden/>
-              </w:rPr>
               <w:fldChar w:fldCharType="begin"/>
-            </w:r>
-            <w:r>
-              <w:rPr>
-                <w:noProof/>
-                <w:webHidden/>
-              </w:rPr>
               <w:instrText xml:space="preserve"> PAGEREF _Toc224310106 \h </w:instrText>
-            </w:r>
-            <w:r>
-              <w:rPr>
-                <w:noProof/>
-                <w:webHidden/>
-              </w:rPr>
-            </w:r>
-            <w:r>
-              <w:rPr>
-                <w:noProof/>
-                <w:webHidden/>
-              </w:rPr>
               <w:fldChar w:fldCharType="separate"/>
-            </w:r>
-            <w:r>
-              <w:rPr>
-                <w:noProof/>
-                <w:webHidden/>
-              </w:rPr>
               <w:t>11</w:t>
-            </w:r>
-            <w:r>
-              <w:rPr>
-                <w:noProof/>
-                <w:webHidden/>
-              </w:rPr>
               <w:fldChar w:fldCharType="end"/>
             </w:r>
           </w:hyperlink>
@@ -1652,46 +884,10 @@
                 <w:webHidden/>
               </w:rPr>
               <w:tab/>
-            </w:r>
-            <w:r>
-              <w:rPr>
-                <w:noProof/>
-                <w:webHidden/>
-              </w:rPr>
               <w:fldChar w:fldCharType="begin"/>
-            </w:r>
-            <w:r>
-              <w:rPr>
-                <w:noProof/>
-                <w:webHidden/>
-              </w:rPr>
               <w:instrText xml:space="preserve"> PAGEREF _Toc224310107 \h </w:instrText>
-            </w:r>
-            <w:r>
-              <w:rPr>
-                <w:noProof/>
-                <w:webHidden/>
-              </w:rPr>
-            </w:r>
-            <w:r>
-              <w:rPr>
-                <w:noProof/>
-                <w:webHidden/>
-              </w:rPr>
               <w:fldChar w:fldCharType="separate"/>
-            </w:r>
-            <w:r>
-              <w:rPr>
-                <w:noProof/>
-                <w:webHidden/>
-              </w:rPr>
               <w:t>12</w:t>
-            </w:r>
-            <w:r>
-              <w:rPr>
-                <w:noProof/>
-                <w:webHidden/>
-              </w:rPr>
               <w:fldChar w:fldCharType="end"/>
             </w:r>
           </w:hyperlink>
@@ -1720,46 +916,10 @@
                 <w:webHidden/>
               </w:rPr>
               <w:tab/>
-            </w:r>
-            <w:r>
-              <w:rPr>
-                <w:noProof/>
-                <w:webHidden/>
-              </w:rPr>
               <w:fldChar w:fldCharType="begin"/>
-            </w:r>
-            <w:r>
-              <w:rPr>
-                <w:noProof/>
-                <w:webHidden/>
-              </w:rPr>
               <w:instrText xml:space="preserve"> PAGEREF _Toc224310108 \h </w:instrText>
-            </w:r>
-            <w:r>
-              <w:rPr>
-                <w:noProof/>
-                <w:webHidden/>
-              </w:rPr>
-            </w:r>
-            <w:r>
-              <w:rPr>
-                <w:noProof/>
-                <w:webHidden/>
-              </w:rPr>
               <w:fldChar w:fldCharType="separate"/>
-            </w:r>
-            <w:r>
-              <w:rPr>
-                <w:noProof/>
-                <w:webHidden/>
-              </w:rPr>
               <w:t>12</w:t>
-            </w:r>
-            <w:r>
-              <w:rPr>
-                <w:noProof/>
-                <w:webHidden/>
-              </w:rPr>
               <w:fldChar w:fldCharType="end"/>
             </w:r>
           </w:hyperlink>
@@ -1788,46 +948,10 @@
                 <w:webHidden/>
               </w:rPr>
               <w:tab/>
-            </w:r>
-            <w:r>
-              <w:rPr>
-                <w:noProof/>
-                <w:webHidden/>
-              </w:rPr>
               <w:fldChar w:fldCharType="begin"/>
-            </w:r>
-            <w:r>
-              <w:rPr>
-                <w:noProof/>
-                <w:webHidden/>
-              </w:rPr>
               <w:instrText xml:space="preserve"> PAGEREF _Toc224310109 \h </w:instrText>
-            </w:r>
-            <w:r>
-              <w:rPr>
-                <w:noProof/>
-                <w:webHidden/>
-              </w:rPr>
-            </w:r>
-            <w:r>
-              <w:rPr>
-                <w:noProof/>
-                <w:webHidden/>
-              </w:rPr>
               <w:fldChar w:fldCharType="separate"/>
-            </w:r>
-            <w:r>
-              <w:rPr>
-                <w:noProof/>
-                <w:webHidden/>
-              </w:rPr>
               <w:t>13</w:t>
-            </w:r>
-            <w:r>
-              <w:rPr>
-                <w:noProof/>
-                <w:webHidden/>
-              </w:rPr>
               <w:fldChar w:fldCharType="end"/>
             </w:r>
           </w:hyperlink>
@@ -1856,46 +980,10 @@
                 <w:webHidden/>
               </w:rPr>
               <w:tab/>
-            </w:r>
-            <w:r>
-              <w:rPr>
-                <w:noProof/>
-                <w:webHidden/>
-              </w:rPr>
               <w:fldChar w:fldCharType="begin"/>
-            </w:r>
-            <w:r>
-              <w:rPr>
-                <w:noProof/>
-                <w:webHidden/>
-              </w:rPr>
               <w:instrText xml:space="preserve"> PAGEREF _Toc224310110 \h </w:instrText>
-            </w:r>
-            <w:r>
-              <w:rPr>
-                <w:noProof/>
-                <w:webHidden/>
-              </w:rPr>
-            </w:r>
-            <w:r>
-              <w:rPr>
-                <w:noProof/>
-                <w:webHidden/>
-              </w:rPr>
               <w:fldChar w:fldCharType="separate"/>
-            </w:r>
-            <w:r>
-              <w:rPr>
-                <w:noProof/>
-                <w:webHidden/>
-              </w:rPr>
-              <w:t>14</w:t>
-            </w:r>
-            <w:r>
-              <w:rPr>
-                <w:noProof/>
-                <w:webHidden/>
-              </w:rPr>
+              <w:t>21</w:t>
               <w:fldChar w:fldCharType="end"/>
             </w:r>
           </w:hyperlink>
@@ -1924,46 +1012,10 @@
                 <w:webHidden/>
               </w:rPr>
               <w:tab/>
-            </w:r>
-            <w:r>
-              <w:rPr>
-                <w:noProof/>
-                <w:webHidden/>
-              </w:rPr>
               <w:fldChar w:fldCharType="begin"/>
-            </w:r>
-            <w:r>
-              <w:rPr>
-                <w:noProof/>
-                <w:webHidden/>
-              </w:rPr>
               <w:instrText xml:space="preserve"> PAGEREF _Toc224310111 \h </w:instrText>
-            </w:r>
-            <w:r>
-              <w:rPr>
-                <w:noProof/>
-                <w:webHidden/>
-              </w:rPr>
-            </w:r>
-            <w:r>
-              <w:rPr>
-                <w:noProof/>
-                <w:webHidden/>
-              </w:rPr>
               <w:fldChar w:fldCharType="separate"/>
-            </w:r>
-            <w:r>
-              <w:rPr>
-                <w:noProof/>
-                <w:webHidden/>
-              </w:rPr>
               <w:t>15</w:t>
-            </w:r>
-            <w:r>
-              <w:rPr>
-                <w:noProof/>
-                <w:webHidden/>
-              </w:rPr>
               <w:fldChar w:fldCharType="end"/>
             </w:r>
           </w:hyperlink>
@@ -1992,46 +1044,10 @@
                 <w:webHidden/>
               </w:rPr>
               <w:tab/>
-            </w:r>
-            <w:r>
-              <w:rPr>
-                <w:noProof/>
-                <w:webHidden/>
-              </w:rPr>
               <w:fldChar w:fldCharType="begin"/>
-            </w:r>
-            <w:r>
-              <w:rPr>
-                <w:noProof/>
-                <w:webHidden/>
-              </w:rPr>
               <w:instrText xml:space="preserve"> PAGEREF _Toc224310112 \h </w:instrText>
-            </w:r>
-            <w:r>
-              <w:rPr>
-                <w:noProof/>
-                <w:webHidden/>
-              </w:rPr>
-            </w:r>
-            <w:r>
-              <w:rPr>
-                <w:noProof/>
-                <w:webHidden/>
-              </w:rPr>
               <w:fldChar w:fldCharType="separate"/>
-            </w:r>
-            <w:r>
-              <w:rPr>
-                <w:noProof/>
-                <w:webHidden/>
-              </w:rPr>
               <w:t>16</w:t>
-            </w:r>
-            <w:r>
-              <w:rPr>
-                <w:noProof/>
-                <w:webHidden/>
-              </w:rPr>
               <w:fldChar w:fldCharType="end"/>
             </w:r>
           </w:hyperlink>
@@ -2060,46 +1076,10 @@
                 <w:webHidden/>
               </w:rPr>
               <w:tab/>
-            </w:r>
-            <w:r>
-              <w:rPr>
-                <w:noProof/>
-                <w:webHidden/>
-              </w:rPr>
               <w:fldChar w:fldCharType="begin"/>
-            </w:r>
-            <w:r>
-              <w:rPr>
-                <w:noProof/>
-                <w:webHidden/>
-              </w:rPr>
               <w:instrText xml:space="preserve"> PAGEREF _Toc224310113 \h </w:instrText>
-            </w:r>
-            <w:r>
-              <w:rPr>
-                <w:noProof/>
-                <w:webHidden/>
-              </w:rPr>
-            </w:r>
-            <w:r>
-              <w:rPr>
-                <w:noProof/>
-                <w:webHidden/>
-              </w:rPr>
               <w:fldChar w:fldCharType="separate"/>
-            </w:r>
-            <w:r>
-              <w:rPr>
-                <w:noProof/>
-                <w:webHidden/>
-              </w:rPr>
               <w:t>16</w:t>
-            </w:r>
-            <w:r>
-              <w:rPr>
-                <w:noProof/>
-                <w:webHidden/>
-              </w:rPr>
               <w:fldChar w:fldCharType="end"/>
             </w:r>
           </w:hyperlink>
@@ -2128,46 +1108,10 @@
                 <w:webHidden/>
               </w:rPr>
               <w:tab/>
-            </w:r>
-            <w:r>
-              <w:rPr>
-                <w:noProof/>
-                <w:webHidden/>
-              </w:rPr>
               <w:fldChar w:fldCharType="begin"/>
-            </w:r>
-            <w:r>
-              <w:rPr>
-                <w:noProof/>
-                <w:webHidden/>
-              </w:rPr>
               <w:instrText xml:space="preserve"> PAGEREF _Toc224310114 \h </w:instrText>
-            </w:r>
-            <w:r>
-              <w:rPr>
-                <w:noProof/>
-                <w:webHidden/>
-              </w:rPr>
-            </w:r>
-            <w:r>
-              <w:rPr>
-                <w:noProof/>
-                <w:webHidden/>
-              </w:rPr>
               <w:fldChar w:fldCharType="separate"/>
-            </w:r>
-            <w:r>
-              <w:rPr>
-                <w:noProof/>
-                <w:webHidden/>
-              </w:rPr>
               <w:t>17</w:t>
-            </w:r>
-            <w:r>
-              <w:rPr>
-                <w:noProof/>
-                <w:webHidden/>
-              </w:rPr>
               <w:fldChar w:fldCharType="end"/>
             </w:r>
           </w:hyperlink>
@@ -2196,46 +1140,10 @@
                 <w:webHidden/>
               </w:rPr>
               <w:tab/>
-            </w:r>
-            <w:r>
-              <w:rPr>
-                <w:noProof/>
-                <w:webHidden/>
-              </w:rPr>
               <w:fldChar w:fldCharType="begin"/>
-            </w:r>
-            <w:r>
-              <w:rPr>
-                <w:noProof/>
-                <w:webHidden/>
-              </w:rPr>
               <w:instrText xml:space="preserve"> PAGEREF _Toc224310115 \h </w:instrText>
-            </w:r>
-            <w:r>
-              <w:rPr>
-                <w:noProof/>
-                <w:webHidden/>
-              </w:rPr>
-            </w:r>
-            <w:r>
-              <w:rPr>
-                <w:noProof/>
-                <w:webHidden/>
-              </w:rPr>
               <w:fldChar w:fldCharType="separate"/>
-            </w:r>
-            <w:r>
-              <w:rPr>
-                <w:noProof/>
-                <w:webHidden/>
-              </w:rPr>
               <w:t>17</w:t>
-            </w:r>
-            <w:r>
-              <w:rPr>
-                <w:noProof/>
-                <w:webHidden/>
-              </w:rPr>
               <w:fldChar w:fldCharType="end"/>
             </w:r>
           </w:hyperlink>
@@ -2264,46 +1172,10 @@
                 <w:webHidden/>
               </w:rPr>
               <w:tab/>
-            </w:r>
-            <w:r>
-              <w:rPr>
-                <w:noProof/>
-                <w:webHidden/>
-              </w:rPr>
               <w:fldChar w:fldCharType="begin"/>
-            </w:r>
-            <w:r>
-              <w:rPr>
-                <w:noProof/>
-                <w:webHidden/>
-              </w:rPr>
               <w:instrText xml:space="preserve"> PAGEREF _Toc224310116 \h </w:instrText>
-            </w:r>
-            <w:r>
-              <w:rPr>
-                <w:noProof/>
-                <w:webHidden/>
-              </w:rPr>
-            </w:r>
-            <w:r>
-              <w:rPr>
-                <w:noProof/>
-                <w:webHidden/>
-              </w:rPr>
               <w:fldChar w:fldCharType="separate"/>
-            </w:r>
-            <w:r>
-              <w:rPr>
-                <w:noProof/>
-                <w:webHidden/>
-              </w:rPr>
               <w:t>18</w:t>
-            </w:r>
-            <w:r>
-              <w:rPr>
-                <w:noProof/>
-                <w:webHidden/>
-              </w:rPr>
               <w:fldChar w:fldCharType="end"/>
             </w:r>
           </w:hyperlink>
@@ -2332,46 +1204,10 @@
                 <w:webHidden/>
               </w:rPr>
               <w:tab/>
-            </w:r>
-            <w:r>
-              <w:rPr>
-                <w:noProof/>
-                <w:webHidden/>
-              </w:rPr>
               <w:fldChar w:fldCharType="begin"/>
-            </w:r>
-            <w:r>
-              <w:rPr>
-                <w:noProof/>
-                <w:webHidden/>
-              </w:rPr>
               <w:instrText xml:space="preserve"> PAGEREF _Toc224310117 \h </w:instrText>
-            </w:r>
-            <w:r>
-              <w:rPr>
-                <w:noProof/>
-                <w:webHidden/>
-              </w:rPr>
-            </w:r>
-            <w:r>
-              <w:rPr>
-                <w:noProof/>
-                <w:webHidden/>
-              </w:rPr>
               <w:fldChar w:fldCharType="separate"/>
-            </w:r>
-            <w:r>
-              <w:rPr>
-                <w:noProof/>
-                <w:webHidden/>
-              </w:rPr>
               <w:t>19</w:t>
-            </w:r>
-            <w:r>
-              <w:rPr>
-                <w:noProof/>
-                <w:webHidden/>
-              </w:rPr>
               <w:fldChar w:fldCharType="end"/>
             </w:r>
           </w:hyperlink>
@@ -2400,46 +1236,10 @@
                 <w:webHidden/>
               </w:rPr>
               <w:tab/>
-            </w:r>
-            <w:r>
-              <w:rPr>
-                <w:noProof/>
-                <w:webHidden/>
-              </w:rPr>
               <w:fldChar w:fldCharType="begin"/>
-            </w:r>
-            <w:r>
-              <w:rPr>
-                <w:noProof/>
-                <w:webHidden/>
-              </w:rPr>
               <w:instrText xml:space="preserve"> PAGEREF _Toc224310118 \h </w:instrText>
-            </w:r>
-            <w:r>
-              <w:rPr>
-                <w:noProof/>
-                <w:webHidden/>
-              </w:rPr>
-            </w:r>
-            <w:r>
-              <w:rPr>
-                <w:noProof/>
-                <w:webHidden/>
-              </w:rPr>
               <w:fldChar w:fldCharType="separate"/>
-            </w:r>
-            <w:r>
-              <w:rPr>
-                <w:noProof/>
-                <w:webHidden/>
-              </w:rPr>
               <w:t>20</w:t>
-            </w:r>
-            <w:r>
-              <w:rPr>
-                <w:noProof/>
-                <w:webHidden/>
-              </w:rPr>
               <w:fldChar w:fldCharType="end"/>
             </w:r>
           </w:hyperlink>
@@ -2468,46 +1268,10 @@
                 <w:webHidden/>
               </w:rPr>
               <w:tab/>
-            </w:r>
-            <w:r>
-              <w:rPr>
-                <w:noProof/>
-                <w:webHidden/>
-              </w:rPr>
               <w:fldChar w:fldCharType="begin"/>
-            </w:r>
-            <w:r>
-              <w:rPr>
-                <w:noProof/>
-                <w:webHidden/>
-              </w:rPr>
               <w:instrText xml:space="preserve"> PAGEREF _Toc224310119 \h </w:instrText>
-            </w:r>
-            <w:r>
-              <w:rPr>
-                <w:noProof/>
-                <w:webHidden/>
-              </w:rPr>
-            </w:r>
-            <w:r>
-              <w:rPr>
-                <w:noProof/>
-                <w:webHidden/>
-              </w:rPr>
               <w:fldChar w:fldCharType="separate"/>
-            </w:r>
-            <w:r>
-              <w:rPr>
-                <w:noProof/>
-                <w:webHidden/>
-              </w:rPr>
               <w:t>22</w:t>
-            </w:r>
-            <w:r>
-              <w:rPr>
-                <w:noProof/>
-                <w:webHidden/>
-              </w:rPr>
               <w:fldChar w:fldCharType="end"/>
             </w:r>
           </w:hyperlink>
@@ -2535,7 +1299,7 @@
         <w:spacing w:after="120"/>
       </w:pPr>
       <w:r>
-        <w:t>This document describes the methodology and tooling used to build a hierarchical subject taxonomy for the Foreign Relations of the United States (FRUS) series. The taxonomy organizes 1,288 subject terms drawn from manual annotations of FRUS volumes into 12 thematic categories aligned with the Office of the Historian's topic headings.</w:t>
+        <w:t>This document describes the methodology and tooling used to build a hierarchical subject taxonomy for the Foreign Relations of the United States (FRUS) series. The taxonomy organizes 1,411 subject terms drawn from manual annotations of 21 FRUS volumes into 12 thematic categories aligned with the Office of the Historian's topic headings.</w:t>
       </w:r>
     </w:p>
     <w:p>
@@ -2573,7 +1337,7 @@
         </w:numPr>
       </w:pPr>
       <w:r>
-        <w:t>1,412 raw subject terms from 14 annotated FRUS volumes</w:t>
+        <w:t>1,411 subject terms from 21 annotated FRUS volumes</w:t>
       </w:r>
     </w:p>
     <w:p>
@@ -2585,7 +1349,7 @@
         </w:numPr>
       </w:pPr>
       <w:r>
-        <w:t>1,288 subjects after deduplication (124 entries merged)</w:t>
+        <w:t>1,411 subjects after deduplication (458 merge decisions, 98 exclusions)</w:t>
       </w:r>
     </w:p>
     <w:p>
@@ -2597,7 +1361,7 @@
         </w:numPr>
       </w:pPr>
       <w:r>
-        <w:t>65,571 total document-level annotations</w:t>
+        <w:t>102,447 total document-level references</w:t>
       </w:r>
     </w:p>
     <w:p>
@@ -2609,7 +1373,7 @@
         </w:numPr>
       </w:pPr>
       <w:r>
-        <w:t>4,509 individual documents across 14 volumes</w:t>
+        <w:t>7,054 individual documents across 21 volumes</w:t>
       </w:r>
     </w:p>
     <w:p>
@@ -2621,7 +1385,7 @@
         </w:numPr>
       </w:pPr>
       <w:r>
-        <w:t>864 subjects categorized into 12 thematic categories</w:t>
+        <w:t>Subjects categorized into 12 thematic categories with 82 subcategories</w:t>
       </w:r>
     </w:p>
     <w:p>
@@ -2633,7 +1397,7 @@
         </w:numPr>
       </w:pPr>
       <w:r>
-        <w:t>424 subjects remaining uncategorized</w:t>
+        <w:t>Uncategorized subjects reduced through co-occurrence analysis and manual review</w:t>
       </w:r>
     </w:p>
     <w:p>
@@ -3563,6 +2327,454 @@
           </w:p>
         </w:tc>
       </w:tr>
+      <w:tr>
+        <w:tc>
+          <w:tcPr>
+            <w:tcW w:w="2800" w:type="dxa"/>
+            <w:tcBorders>
+              <w:top w:val="single" w:sz="1" w:space="0" w:color="CCCCCC"/>
+              <w:left w:val="single" w:sz="1" w:space="0" w:color="CCCCCC"/>
+              <w:bottom w:val="single" w:sz="1" w:space="0" w:color="CCCCCC"/>
+              <w:right w:val="single" w:sz="1" w:space="0" w:color="CCCCCC"/>
+            </w:tcBorders>
+            <w:tcMar>
+              <w:top w:w="60" w:type="dxa"/>
+              <w:left w:w="100" w:type="dxa"/>
+              <w:bottom w:w="60" w:type="dxa"/>
+              <w:right w:w="100" w:type="dxa"/>
+            </w:tcMar>
+          </w:tcPr>
+          <w:p>
+            <w:r>
+              <w:rPr>
+                <w:b/>
+                <w:bCs/>
+                <w:sz w:val="20"/>
+                <w:szCs w:val="20"/>
+              </w:rPr>
+              <w:t>frus1977-80v30</w:t>
+            </w:r>
+          </w:p>
+        </w:tc>
+        <w:tc>
+          <w:tcPr>
+            <w:tcW w:w="6560" w:type="dxa"/>
+            <w:tcBorders>
+              <w:top w:val="single" w:sz="1" w:space="0" w:color="CCCCCC"/>
+              <w:left w:val="single" w:sz="1" w:space="0" w:color="CCCCCC"/>
+              <w:bottom w:val="single" w:sz="1" w:space="0" w:color="CCCCCC"/>
+              <w:right w:val="single" w:sz="1" w:space="0" w:color="CCCCCC"/>
+            </w:tcBorders>
+            <w:tcMar>
+              <w:top w:w="60" w:type="dxa"/>
+              <w:left w:w="100" w:type="dxa"/>
+              <w:bottom w:w="60" w:type="dxa"/>
+              <w:right w:w="100" w:type="dxa"/>
+            </w:tcMar>
+          </w:tcPr>
+          <w:p>
+            <w:r>
+              <w:rPr>
+                <w:sz w:val="20"/>
+                <w:szCs w:val="20"/>
+              </w:rPr>
+              <w:t>Public Diplomacy</w:t>
+            </w:r>
+          </w:p>
+        </w:tc>
+      </w:tr>
+      <w:tr>
+        <w:tc>
+          <w:tcPr>
+            <w:tcW w:w="2800" w:type="dxa"/>
+            <w:tcBorders>
+              <w:top w:val="single" w:sz="1" w:space="0" w:color="CCCCCC"/>
+              <w:left w:val="single" w:sz="1" w:space="0" w:color="CCCCCC"/>
+              <w:bottom w:val="single" w:sz="1" w:space="0" w:color="CCCCCC"/>
+              <w:right w:val="single" w:sz="1" w:space="0" w:color="CCCCCC"/>
+            </w:tcBorders>
+            <w:tcMar>
+              <w:top w:w="60" w:type="dxa"/>
+              <w:left w:w="100" w:type="dxa"/>
+              <w:bottom w:w="60" w:type="dxa"/>
+              <w:right w:w="100" w:type="dxa"/>
+            </w:tcMar>
+          </w:tcPr>
+          <w:p>
+            <w:r>
+              <w:rPr>
+                <w:b/>
+                <w:bCs/>
+                <w:sz w:val="20"/>
+                <w:szCs w:val="20"/>
+              </w:rPr>
+              <w:t>frus1981-88v01</w:t>
+            </w:r>
+          </w:p>
+        </w:tc>
+        <w:tc>
+          <w:tcPr>
+            <w:tcW w:w="6560" w:type="dxa"/>
+            <w:tcBorders>
+              <w:top w:val="single" w:sz="1" w:space="0" w:color="CCCCCC"/>
+              <w:left w:val="single" w:sz="1" w:space="0" w:color="CCCCCC"/>
+              <w:bottom w:val="single" w:sz="1" w:space="0" w:color="CCCCCC"/>
+              <w:right w:val="single" w:sz="1" w:space="0" w:color="CCCCCC"/>
+            </w:tcBorders>
+            <w:tcMar>
+              <w:top w:w="60" w:type="dxa"/>
+              <w:left w:w="100" w:type="dxa"/>
+              <w:bottom w:w="60" w:type="dxa"/>
+              <w:right w:w="100" w:type="dxa"/>
+            </w:tcMar>
+          </w:tcPr>
+          <w:p>
+            <w:r>
+              <w:rPr>
+                <w:sz w:val="20"/>
+                <w:szCs w:val="20"/>
+              </w:rPr>
+              <w:t>Foundations of Foreign Policy</w:t>
+            </w:r>
+          </w:p>
+        </w:tc>
+      </w:tr>
+      <w:tr>
+        <w:tc>
+          <w:tcPr>
+            <w:tcW w:w="2800" w:type="dxa"/>
+            <w:tcBorders>
+              <w:top w:val="single" w:sz="1" w:space="0" w:color="CCCCCC"/>
+              <w:left w:val="single" w:sz="1" w:space="0" w:color="CCCCCC"/>
+              <w:bottom w:val="single" w:sz="1" w:space="0" w:color="CCCCCC"/>
+              <w:right w:val="single" w:sz="1" w:space="0" w:color="CCCCCC"/>
+            </w:tcBorders>
+            <w:tcMar>
+              <w:top w:w="60" w:type="dxa"/>
+              <w:left w:w="100" w:type="dxa"/>
+              <w:bottom w:w="60" w:type="dxa"/>
+              <w:right w:w="100" w:type="dxa"/>
+            </w:tcMar>
+          </w:tcPr>
+          <w:p>
+            <w:r>
+              <w:rPr>
+                <w:b/>
+                <w:bCs/>
+                <w:sz w:val="20"/>
+                <w:szCs w:val="20"/>
+              </w:rPr>
+              <w:t>frus1981-88v03</w:t>
+            </w:r>
+          </w:p>
+        </w:tc>
+        <w:tc>
+          <w:tcPr>
+            <w:tcW w:w="6560" w:type="dxa"/>
+            <w:tcBorders>
+              <w:top w:val="single" w:sz="1" w:space="0" w:color="CCCCCC"/>
+              <w:left w:val="single" w:sz="1" w:space="0" w:color="CCCCCC"/>
+              <w:bottom w:val="single" w:sz="1" w:space="0" w:color="CCCCCC"/>
+              <w:right w:val="single" w:sz="1" w:space="0" w:color="CCCCCC"/>
+            </w:tcBorders>
+            <w:tcMar>
+              <w:top w:w="60" w:type="dxa"/>
+              <w:left w:w="100" w:type="dxa"/>
+              <w:bottom w:w="60" w:type="dxa"/>
+              <w:right w:w="100" w:type="dxa"/>
+            </w:tcMar>
+          </w:tcPr>
+          <w:p>
+            <w:r>
+              <w:rPr>
+                <w:sz w:val="20"/>
+                <w:szCs w:val="20"/>
+              </w:rPr>
+              <w:t>Soviet Union, January 1981–January 1983</w:t>
+            </w:r>
+          </w:p>
+        </w:tc>
+      </w:tr>
+      <w:tr>
+        <w:tc>
+          <w:tcPr>
+            <w:tcW w:w="2800" w:type="dxa"/>
+            <w:tcBorders>
+              <w:top w:val="single" w:sz="1" w:space="0" w:color="CCCCCC"/>
+              <w:left w:val="single" w:sz="1" w:space="0" w:color="CCCCCC"/>
+              <w:bottom w:val="single" w:sz="1" w:space="0" w:color="CCCCCC"/>
+              <w:right w:val="single" w:sz="1" w:space="0" w:color="CCCCCC"/>
+            </w:tcBorders>
+            <w:tcMar>
+              <w:top w:w="60" w:type="dxa"/>
+              <w:left w:w="100" w:type="dxa"/>
+              <w:bottom w:w="60" w:type="dxa"/>
+              <w:right w:w="100" w:type="dxa"/>
+            </w:tcMar>
+          </w:tcPr>
+          <w:p>
+            <w:r>
+              <w:rPr>
+                <w:b/>
+                <w:bCs/>
+                <w:sz w:val="20"/>
+                <w:szCs w:val="20"/>
+              </w:rPr>
+              <w:t>frus1981-88v10</w:t>
+            </w:r>
+          </w:p>
+        </w:tc>
+        <w:tc>
+          <w:tcPr>
+            <w:tcW w:w="6560" w:type="dxa"/>
+            <w:tcBorders>
+              <w:top w:val="single" w:sz="1" w:space="0" w:color="CCCCCC"/>
+              <w:left w:val="single" w:sz="1" w:space="0" w:color="CCCCCC"/>
+              <w:bottom w:val="single" w:sz="1" w:space="0" w:color="CCCCCC"/>
+              <w:right w:val="single" w:sz="1" w:space="0" w:color="CCCCCC"/>
+            </w:tcBorders>
+            <w:tcMar>
+              <w:top w:w="60" w:type="dxa"/>
+              <w:left w:w="100" w:type="dxa"/>
+              <w:bottom w:w="60" w:type="dxa"/>
+              <w:right w:w="100" w:type="dxa"/>
+            </w:tcMar>
+          </w:tcPr>
+          <w:p>
+            <w:r>
+              <w:rPr>
+                <w:sz w:val="20"/>
+                <w:szCs w:val="20"/>
+              </w:rPr>
+              <w:t>Eastern Europe</w:t>
+            </w:r>
+          </w:p>
+        </w:tc>
+      </w:tr>
+      <w:tr>
+        <w:tc>
+          <w:tcPr>
+            <w:tcW w:w="2800" w:type="dxa"/>
+            <w:tcBorders>
+              <w:top w:val="single" w:sz="1" w:space="0" w:color="CCCCCC"/>
+              <w:left w:val="single" w:sz="1" w:space="0" w:color="CCCCCC"/>
+              <w:bottom w:val="single" w:sz="1" w:space="0" w:color="CCCCCC"/>
+              <w:right w:val="single" w:sz="1" w:space="0" w:color="CCCCCC"/>
+            </w:tcBorders>
+            <w:tcMar>
+              <w:top w:w="60" w:type="dxa"/>
+              <w:left w:w="100" w:type="dxa"/>
+              <w:bottom w:w="60" w:type="dxa"/>
+              <w:right w:w="100" w:type="dxa"/>
+            </w:tcMar>
+          </w:tcPr>
+          <w:p>
+            <w:r>
+              <w:rPr>
+                <w:b/>
+                <w:bCs/>
+                <w:sz w:val="20"/>
+                <w:szCs w:val="20"/>
+              </w:rPr>
+              <w:t>frus1981-88v13</w:t>
+            </w:r>
+          </w:p>
+        </w:tc>
+        <w:tc>
+          <w:tcPr>
+            <w:tcW w:w="6560" w:type="dxa"/>
+            <w:tcBorders>
+              <w:top w:val="single" w:sz="1" w:space="0" w:color="CCCCCC"/>
+              <w:left w:val="single" w:sz="1" w:space="0" w:color="CCCCCC"/>
+              <w:bottom w:val="single" w:sz="1" w:space="0" w:color="CCCCCC"/>
+              <w:right w:val="single" w:sz="1" w:space="0" w:color="CCCCCC"/>
+            </w:tcBorders>
+            <w:tcMar>
+              <w:top w:w="60" w:type="dxa"/>
+              <w:left w:w="100" w:type="dxa"/>
+              <w:bottom w:w="60" w:type="dxa"/>
+              <w:right w:w="100" w:type="dxa"/>
+            </w:tcMar>
+          </w:tcPr>
+          <w:p>
+            <w:r>
+              <w:rPr>
+                <w:sz w:val="20"/>
+                <w:szCs w:val="20"/>
+              </w:rPr>
+              <w:t>Conflict in the South Atlantic, 1981–1984</w:t>
+            </w:r>
+          </w:p>
+        </w:tc>
+      </w:tr>
+      <w:tr>
+        <w:tc>
+          <w:tcPr>
+            <w:tcW w:w="2800" w:type="dxa"/>
+            <w:tcBorders>
+              <w:top w:val="single" w:sz="1" w:space="0" w:color="CCCCCC"/>
+              <w:left w:val="single" w:sz="1" w:space="0" w:color="CCCCCC"/>
+              <w:bottom w:val="single" w:sz="1" w:space="0" w:color="CCCCCC"/>
+              <w:right w:val="single" w:sz="1" w:space="0" w:color="CCCCCC"/>
+            </w:tcBorders>
+            <w:tcMar>
+              <w:top w:w="60" w:type="dxa"/>
+              <w:left w:w="100" w:type="dxa"/>
+              <w:bottom w:w="60" w:type="dxa"/>
+              <w:right w:w="100" w:type="dxa"/>
+            </w:tcMar>
+          </w:tcPr>
+          <w:p>
+            <w:r>
+              <w:rPr>
+                <w:b/>
+                <w:bCs/>
+                <w:sz w:val="20"/>
+                <w:szCs w:val="20"/>
+              </w:rPr>
+              <w:t>frus1981-88v24</w:t>
+            </w:r>
+          </w:p>
+        </w:tc>
+        <w:tc>
+          <w:tcPr>
+            <w:tcW w:w="6560" w:type="dxa"/>
+            <w:tcBorders>
+              <w:top w:val="single" w:sz="1" w:space="0" w:color="CCCCCC"/>
+              <w:left w:val="single" w:sz="1" w:space="0" w:color="CCCCCC"/>
+              <w:bottom w:val="single" w:sz="1" w:space="0" w:color="CCCCCC"/>
+              <w:right w:val="single" w:sz="1" w:space="0" w:color="CCCCCC"/>
+            </w:tcBorders>
+            <w:tcMar>
+              <w:top w:w="60" w:type="dxa"/>
+              <w:left w:w="100" w:type="dxa"/>
+              <w:bottom w:w="60" w:type="dxa"/>
+              <w:right w:w="100" w:type="dxa"/>
+            </w:tcMar>
+          </w:tcPr>
+          <w:p>
+            <w:r>
+              <w:rPr>
+                <w:sz w:val="20"/>
+                <w:szCs w:val="20"/>
+              </w:rPr>
+              <w:t>North Africa</w:t>
+            </w:r>
+          </w:p>
+        </w:tc>
+      </w:tr>
+      <w:tr>
+        <w:tc>
+          <w:tcPr>
+            <w:tcW w:w="2800" w:type="dxa"/>
+            <w:tcBorders>
+              <w:top w:val="single" w:sz="1" w:space="0" w:color="CCCCCC"/>
+              <w:left w:val="single" w:sz="1" w:space="0" w:color="CCCCCC"/>
+              <w:bottom w:val="single" w:sz="1" w:space="0" w:color="CCCCCC"/>
+              <w:right w:val="single" w:sz="1" w:space="0" w:color="CCCCCC"/>
+            </w:tcBorders>
+            <w:tcMar>
+              <w:top w:w="60" w:type="dxa"/>
+              <w:left w:w="100" w:type="dxa"/>
+              <w:bottom w:w="60" w:type="dxa"/>
+              <w:right w:w="100" w:type="dxa"/>
+            </w:tcMar>
+          </w:tcPr>
+          <w:p>
+            <w:r>
+              <w:rPr>
+                <w:b/>
+                <w:bCs/>
+                <w:sz w:val="20"/>
+                <w:szCs w:val="20"/>
+              </w:rPr>
+              <w:t>frus1981-88v38</w:t>
+            </w:r>
+          </w:p>
+        </w:tc>
+        <w:tc>
+          <w:tcPr>
+            <w:tcW w:w="6560" w:type="dxa"/>
+            <w:tcBorders>
+              <w:top w:val="single" w:sz="1" w:space="0" w:color="CCCCCC"/>
+              <w:left w:val="single" w:sz="1" w:space="0" w:color="CCCCCC"/>
+              <w:bottom w:val="single" w:sz="1" w:space="0" w:color="CCCCCC"/>
+              <w:right w:val="single" w:sz="1" w:space="0" w:color="CCCCCC"/>
+            </w:tcBorders>
+            <w:tcMar>
+              <w:top w:w="60" w:type="dxa"/>
+              <w:left w:w="100" w:type="dxa"/>
+              <w:bottom w:w="60" w:type="dxa"/>
+              <w:right w:w="100" w:type="dxa"/>
+            </w:tcMar>
+          </w:tcPr>
+          <w:p>
+            <w:r>
+              <w:rPr>
+                <w:sz w:val="20"/>
+                <w:szCs w:val="20"/>
+              </w:rPr>
+              <w:t>International Economic Development; International Debt; Foreign Assistance</w:t>
+            </w:r>
+          </w:p>
+        </w:tc>
+      </w:tr>
+      <w:tr>
+        <w:tc>
+          <w:tcPr>
+            <w:tcW w:w="2800" w:type="dxa"/>
+            <w:tcBorders>
+              <w:top w:val="single" w:sz="1" w:space="0" w:color="CCCCCC"/>
+              <w:left w:val="single" w:sz="1" w:space="0" w:color="CCCCCC"/>
+              <w:bottom w:val="single" w:sz="1" w:space="0" w:color="CCCCCC"/>
+              <w:right w:val="single" w:sz="1" w:space="0" w:color="CCCCCC"/>
+            </w:tcBorders>
+            <w:tcMar>
+              <w:top w:w="60" w:type="dxa"/>
+              <w:left w:w="100" w:type="dxa"/>
+              <w:bottom w:w="60" w:type="dxa"/>
+              <w:right w:w="100" w:type="dxa"/>
+            </w:tcMar>
+          </w:tcPr>
+          <w:p>
+            <w:r>
+              <w:rPr>
+                <w:b/>
+                <w:bCs/>
+                <w:sz w:val="20"/>
+                <w:szCs w:val="20"/>
+              </w:rPr>
+              <w:t>frus1981-88v44p1</w:t>
+            </w:r>
+          </w:p>
+        </w:tc>
+        <w:tc>
+          <w:tcPr>
+            <w:tcW w:w="6560" w:type="dxa"/>
+            <w:tcBorders>
+              <w:top w:val="single" w:sz="1" w:space="0" w:color="CCCCCC"/>
+              <w:left w:val="single" w:sz="1" w:space="0" w:color="CCCCCC"/>
+              <w:bottom w:val="single" w:sz="1" w:space="0" w:color="CCCCCC"/>
+              <w:right w:val="single" w:sz="1" w:space="0" w:color="CCCCCC"/>
+            </w:tcBorders>
+            <w:tcMar>
+              <w:top w:w="60" w:type="dxa"/>
+              <w:left w:w="100" w:type="dxa"/>
+              <w:bottom w:w="60" w:type="dxa"/>
+              <w:right w:w="100" w:type="dxa"/>
+            </w:tcMar>
+          </w:tcPr>
+          <w:p>
+            <w:r>
+              <w:rPr>
+                <w:sz w:val="20"/>
+                <w:szCs w:val="20"/>
+              </w:rPr>
+              <w:t>National Security Policy, 1985–1988</w:t>
+            </w:r>
+          </w:p>
+        </w:tc>
+      </w:tr>
     </w:tbl>
     <w:p>
       <w:pPr>
@@ -3584,7 +2796,7 @@
         <w:spacing w:after="120"/>
       </w:pPr>
       <w:r>
-        <w:t>Each subject is identified by an Airtable record ID (e.g., recVSPQM8CicmOme2). The source mapping file (lcsh_mapping.json) contains 1,412 subject entries with the following metadata for each:</w:t>
+        <w:t>Each subject is identified by an Airtable record ID (e.g., recVSPQM8CicmOme2). The source mapping file (lcsh_mapping.json) contains 1,411 subject entries with the following metadata for each:</w:t>
       </w:r>
     </w:p>
     <w:p>
@@ -4248,7 +3460,7 @@
         <w:spacing w:after="120"/>
       </w:pPr>
       <w:r>
-        <w:t>Keyword-based categorization correctly assigns the majority of subjects but produces incorrect results in cases where subject names lack distinguishing keywords or where keyword overlap causes assignment to the wrong category. To address this, 314 manual overrides were applied after editorial review:</w:t>
+        <w:t>Keyword-based categorization correctly assigns the majority of subjects but produces incorrect results in cases where subject names lack distinguishing keywords or where keyword overlap causes assignment to the wrong category. To address this, 577 manual overrides were applied after editorial review, supplemented by a co-occurrence category suggestion workflow (suggest_categories.py) that generates suggestions based on how often uncategorized terms co-appear with already-categorized terms:</w:t>
       </w:r>
     </w:p>
     <w:p>
@@ -5042,7 +4254,7 @@
         <w:spacing w:after="120"/>
       </w:pPr>
       <w:r>
-        <w:t>The mockup embeds all data directly in the HTML file (approximately 4.7 MB total), requiring no server-side infrastructure. Document counts in the mockup reflect actual document appearances extracted from TEI annotations and string-match results across all 14 FRUS volumes, rather than raw annotation instance counts. The mockup is generated from two intermediate JSON files:</w:t>
+        <w:t>The mockup embeds all data directly in the HTML file (approximately 4.7 MB total), requiring no server-side infrastructure. Document counts in the mockup reflect actual document appearances extracted from TEI annotations and string-match results across all 21 FRUS volumes, rather than raw annotation instance counts. The mockup is generated from two intermediate JSON files:</w:t>
       </w:r>
     </w:p>
     <w:p>
@@ -5109,8 +4321,6 @@
       </w:pPr>
       <w:r>
         <w:t xml:space="preserve">The mockup includes an Import Review Decisions panel that accepts taxonomy decisions from other tools in the pipeline. When a taxonomy XML file is uploaded, the mockup parses the full category/subcategory/subject hierarchy, applies subject rejections (removing rejected subjects from the display), applies category reassignments (moving subjects to match the reviewed </w:t>
-      </w:r>
-      <w:r>
         <w:lastRenderedPageBreak/>
         <w:t>taxonomy structure), applies LCSH acceptance/rejection decisions, and executes any merge decisions encoded in merged-refs attributes.</w:t>
       </w:r>
@@ -5154,16 +4364,7 @@
         <w:spacing w:after="120"/>
       </w:pPr>
       <w:r>
-        <w:t>The tool includes a merge facility that allows editors to consolidate duplicate or related subjects. Each subject card has a merge button (</w:t>
-      </w:r>
-      <w:r>
-        <w:t>⤵</w:t>
-      </w:r>
-      <w:r>
-        <w:t>) that opens a modal listing all active subjects grouped by category, with a search filter for quickly locating merge targets. When a merge is executed, the target subject absorbs the source’s annotation count, volume list, and document appearances. The source subject is removed from the display, and its original record ID is preserved in a merged_refs field on the target—ensuring full traceability in the exported XML even though the merged subject is invisible to end users. Merges can be undone individual</w:t>
-      </w:r>
-      <w:r>
-        <w:t>ly via a link on the target subject’s card, and all merge decisions persist across page reloads via browser localStorage.</w:t>
+        <w:t>The tool includes a merge facility that allows editors to consolidate duplicate or related subjects. Each subject card has a merge button (⤵) that opens a modal listing all active subjects grouped by category, with a search filter for quickly locating merge targets. When a merge is executed, the target subject absorbs the source’s annotation count, volume list, and document appearances. The source subject is removed from the display, and its original record ID is preserved in a merged_refs field on the target—ensuring full traceability in the exported XML even though the merged subject is invisible to end users. Merges can be undone individually via a link on the target subject’s card, and all merge decisions persist across page reloads via browser localStorage.</w:t>
       </w:r>
     </w:p>
     <w:p>
@@ -5171,7 +4372,7 @@
         <w:spacing w:after="120"/>
       </w:pPr>
       <w:r>
-        <w:t>Merge decisions can be exported as JSON (via the Export Merges button) for downstream use, and they are automatically included in the taxonomy XML export as merged-refs attributes on target subjects.</w:t>
+        <w:t>Each subject entry displays action buttons (Reassign, Merge, Exclude) at the top of the detail view for quick access. The Exclude button removes a subject from the taxonomy entirely. Merge decisions, exclusions, and category reassignments are saved to the server and propagated to downstream pipeline steps.</w:t>
       </w:r>
     </w:p>
     <w:p>
@@ -5179,13 +4380,7 @@
         <w:spacing w:after="120"/>
       </w:pPr>
       <w:r>
-        <w:t>The Save Progress button (</w:t>
-      </w:r>
-      <w:r>
-        <w:t>💾</w:t>
-      </w:r>
-      <w:r>
-        <w:t>) saves all review state to browser localStorage and simultaneously publishes the current taxonomy XML to shared storage, enabling automatic synchronization with the interactive mockup (see Section 6.2).</w:t>
+        <w:t>All review decisions are auto-saved to the server via the /api/save-taxonomy-decisions endpoint, stored in taxonomy_review_state.json. This shared state file contains LCSH accept/reject decisions, category overrides, merge decisions, exclusions, and global rejections. Both the taxonomy review and annotation review tools use a read-modify-write pattern when saving, preserving fields set by the other tool. A Rebuild Data button in the mockup runs the full rebuild pipeline, applying all exclusions, merges, and category overrides from this shared state file.</w:t>
       </w:r>
     </w:p>
     <w:p>
@@ -5433,10 +4628,10 @@
           <w:b/>
           <w:bCs/>
         </w:rPr>
-        <w:t xml:space="preserve">Path 1 – Taxonomy Review Tool (automatic via localStorage). </w:t>
-      </w:r>
-      <w:r>
-        <w:t>When a volume is loaded in the annotation review tool, approved document–subject pairs are automatically written to a shared browser localStorage key. The taxonomy review tool reads this shared data on page load and replaces its embedded appearance counts for reviewed volumes. No manual export or file transfer is required—simply load or review a volume in the annotation review tool, then reload the taxonomy review tool to see updated counts.</w:t>
+        <w:t xml:space="preserve">Path 1 – Shared State File (server-side). </w:t>
+      </w:r>
+      <w:r>
+        <w:t xml:space="preserve">Review decisions from both the annotation review and taxonomy review tools are saved to taxonomy_review_state.json via server API endpoints. The annotation review tool supports "Reject in all volumes" for global rejections and "Exclude from taxonomy" to hide terms entirely. Taxonomy merge decisions made in the taxonomy review tool flow into the annotation review automatically, appearing with a "(from taxonomy review)" label.</w:t>
       </w:r>
     </w:p>
     <w:p>
@@ -5520,9 +4715,7 @@
         <w:spacing w:after="120"/>
       </w:pPr>
       <w:r>
-        <w:t xml:space="preserve">The script parses each TEI document for &lt;rs corresp=“recXXX” type=“...”&gt; elements, maps each corresp attribute to the subject taxonomy, and extracts surrounding context for review display. Non-subject annotations (people, organizations, events) are skipped. Of the 14 volumes in the current corpus, 11 contain pre-existing annotations (totaling approximately 62,000 </w:t>
-      </w:r>
-      <w:r>
+        <w:t xml:space="preserve">The script parses each TEI document for &lt;rs corresp=“recXXX” type=“...”&gt; elements, maps each corresp attribute to the subject taxonomy, and extracts surrounding context for review display. Non-subject annotations (people, organizations, events) are skipped. Of the 21 volumes in the current corpus, 18 contain pre-existing annotations (totaling approximately 62,000 </w:t>
         <w:lastRenderedPageBreak/>
         <w:t>extracted references) and 3 volumes (frus1977-80v15, frus1977-80v22, frus1981-88v06) use string-match results instead.</w:t>
       </w:r>
@@ -5558,7 +4751,7 @@
         <w:spacing w:after="120"/>
       </w:pPr>
       <w:r>
-        <w:t>For volumes already present in document_appearances.json, the merge performs a union of existing and new document lists (no duplicates). For volumes not yet present, it adds entirely new entries. This ensures the mockup reflects annotation data from all 14 volumes without requiring manual import. After merging, the mockup data can be regenerated with generate_mockup_data.py and build_mockup_html.py.</w:t>
+        <w:t>For volumes already present in document_appearances.json, the merge performs a union of existing and new document lists (no duplicates). For volumes not yet present, it adds entirely new entries. This ensures the mockup reflects annotation data from all 21 volumes without requiring manual import. After merging, the mockup data can be regenerated with generate_mockup_data.py and build_mockup_html.py.</w:t>
       </w:r>
     </w:p>
     <w:p>
@@ -5986,7 +5179,7 @@
         </w:numPr>
       </w:pPr>
       <w:r>
-        <w:t>Verify mockup reflects data from all 14 volumes with appearance-based counts</w:t>
+        <w:t>Verify mockup reflects data from all 21 volumes with appearance-based counts</w:t>
       </w:r>
     </w:p>
     <w:p>
@@ -6822,6 +6015,398 @@
           </w:p>
         </w:tc>
       </w:tr>
+      <w:tr>
+        <w:tc>
+          <w:tcPr>
+            <w:tcW w:w="3200" w:type="dxa"/>
+            <w:tcBorders>
+              <w:top w:val="single" w:sz="1" w:space="0" w:color="CCCCCC"/>
+              <w:left w:val="single" w:sz="1" w:space="0" w:color="CCCCCC"/>
+              <w:bottom w:val="single" w:sz="1" w:space="0" w:color="CCCCCC"/>
+              <w:right w:val="single" w:sz="1" w:space="0" w:color="CCCCCC"/>
+            </w:tcBorders>
+            <w:tcMar>
+              <w:top w:w="60" w:type="dxa"/>
+              <w:left w:w="100" w:type="dxa"/>
+              <w:bottom w:w="60" w:type="dxa"/>
+              <w:right w:w="100" w:type="dxa"/>
+            </w:tcMar>
+          </w:tcPr>
+          <w:p>
+            <w:r>
+              <w:rPr>
+                <w:b/>
+                <w:bCs/>
+                <w:sz w:val="20"/>
+                <w:szCs w:val="20"/>
+              </w:rPr>
+              <w:t>rebuild_mockup.py</w:t>
+            </w:r>
+          </w:p>
+        </w:tc>
+        <w:tc>
+          <w:tcPr>
+            <w:tcW w:w="6160" w:type="dxa"/>
+            <w:tcBorders>
+              <w:top w:val="single" w:sz="1" w:space="0" w:color="CCCCCC"/>
+              <w:left w:val="single" w:sz="1" w:space="0" w:color="CCCCCC"/>
+              <w:bottom w:val="single" w:sz="1" w:space="0" w:color="CCCCCC"/>
+              <w:right w:val="single" w:sz="1" w:space="0" w:color="CCCCCC"/>
+            </w:tcBorders>
+            <w:tcMar>
+              <w:top w:w="60" w:type="dxa"/>
+              <w:left w:w="100" w:type="dxa"/>
+              <w:bottom w:w="60" w:type="dxa"/>
+              <w:right w:w="100" w:type="dxa"/>
+            </w:tcMar>
+          </w:tcPr>
+          <w:p>
+            <w:r>
+              <w:rPr>
+                <w:sz w:val="20"/>
+                <w:szCs w:val="20"/>
+              </w:rPr>
+              <w:t>Runs the full mockup rebuild chain: variant groups → doc appearances → taxonomy XML → mockup data → HTML</w:t>
+            </w:r>
+          </w:p>
+        </w:tc>
+      </w:tr>
+      <w:tr>
+        <w:tc>
+          <w:tcPr>
+            <w:tcW w:w="3200" w:type="dxa"/>
+            <w:tcBorders>
+              <w:top w:val="single" w:sz="1" w:space="0" w:color="CCCCCC"/>
+              <w:left w:val="single" w:sz="1" w:space="0" w:color="CCCCCC"/>
+              <w:bottom w:val="single" w:sz="1" w:space="0" w:color="CCCCCC"/>
+              <w:right w:val="single" w:sz="1" w:space="0" w:color="CCCCCC"/>
+            </w:tcBorders>
+            <w:tcMar>
+              <w:top w:w="60" w:type="dxa"/>
+              <w:left w:w="100" w:type="dxa"/>
+              <w:bottom w:w="60" w:type="dxa"/>
+              <w:right w:w="100" w:type="dxa"/>
+            </w:tcMar>
+          </w:tcPr>
+          <w:p>
+            <w:r>
+              <w:rPr>
+                <w:b/>
+                <w:bCs/>
+                <w:sz w:val="20"/>
+                <w:szCs w:val="20"/>
+              </w:rPr>
+              <w:t>rebuild_taxonomy_review.py</w:t>
+            </w:r>
+          </w:p>
+        </w:tc>
+        <w:tc>
+          <w:tcPr>
+            <w:tcW w:w="6160" w:type="dxa"/>
+            <w:tcBorders>
+              <w:top w:val="single" w:sz="1" w:space="0" w:color="CCCCCC"/>
+              <w:left w:val="single" w:sz="1" w:space="0" w:color="CCCCCC"/>
+              <w:bottom w:val="single" w:sz="1" w:space="0" w:color="CCCCCC"/>
+              <w:right w:val="single" w:sz="1" w:space="0" w:color="CCCCCC"/>
+            </w:tcBorders>
+            <w:tcMar>
+              <w:top w:w="60" w:type="dxa"/>
+              <w:left w:w="100" w:type="dxa"/>
+              <w:bottom w:w="60" w:type="dxa"/>
+              <w:right w:w="100" w:type="dxa"/>
+            </w:tcMar>
+          </w:tcPr>
+          <w:p>
+            <w:r>
+              <w:rPr>
+                <w:sz w:val="20"/>
+                <w:szCs w:val="20"/>
+              </w:rPr>
+              <w:t>Runs the full taxonomy rebuild chain: variant groups → doc appearances → taxonomy XML → review HTML</w:t>
+            </w:r>
+          </w:p>
+        </w:tc>
+      </w:tr>
+      <w:tr>
+        <w:tc>
+          <w:tcPr>
+            <w:tcW w:w="3200" w:type="dxa"/>
+            <w:tcBorders>
+              <w:top w:val="single" w:sz="1" w:space="0" w:color="CCCCCC"/>
+              <w:left w:val="single" w:sz="1" w:space="0" w:color="CCCCCC"/>
+              <w:bottom w:val="single" w:sz="1" w:space="0" w:color="CCCCCC"/>
+              <w:right w:val="single" w:sz="1" w:space="0" w:color="CCCCCC"/>
+            </w:tcBorders>
+            <w:tcMar>
+              <w:top w:w="60" w:type="dxa"/>
+              <w:left w:w="100" w:type="dxa"/>
+              <w:bottom w:w="60" w:type="dxa"/>
+              <w:right w:w="100" w:type="dxa"/>
+            </w:tcMar>
+          </w:tcPr>
+          <w:p>
+            <w:r>
+              <w:rPr>
+                <w:b/>
+                <w:bCs/>
+                <w:sz w:val="20"/>
+                <w:szCs w:val="20"/>
+              </w:rPr>
+              <w:t>suggest_categories.py</w:t>
+            </w:r>
+          </w:p>
+        </w:tc>
+        <w:tc>
+          <w:tcPr>
+            <w:tcW w:w="6160" w:type="dxa"/>
+            <w:tcBorders>
+              <w:top w:val="single" w:sz="1" w:space="0" w:color="CCCCCC"/>
+              <w:left w:val="single" w:sz="1" w:space="0" w:color="CCCCCC"/>
+              <w:bottom w:val="single" w:sz="1" w:space="0" w:color="CCCCCC"/>
+              <w:right w:val="single" w:sz="1" w:space="0" w:color="CCCCCC"/>
+            </w:tcBorders>
+            <w:tcMar>
+              <w:top w:w="60" w:type="dxa"/>
+              <w:left w:w="100" w:type="dxa"/>
+              <w:bottom w:w="60" w:type="dxa"/>
+              <w:right w:w="100" w:type="dxa"/>
+            </w:tcMar>
+          </w:tcPr>
+          <w:p>
+            <w:r>
+              <w:rPr>
+                <w:sz w:val="20"/>
+                <w:szCs w:val="20"/>
+              </w:rPr>
+              <w:t>Generates category suggestions for uncategorized subjects using co-occurrence analysis and keyword heuristics</w:t>
+            </w:r>
+          </w:p>
+        </w:tc>
+      </w:tr>
+      <w:tr>
+        <w:tc>
+          <w:tcPr>
+            <w:tcW w:w="3200" w:type="dxa"/>
+            <w:tcBorders>
+              <w:top w:val="single" w:sz="1" w:space="0" w:color="CCCCCC"/>
+              <w:left w:val="single" w:sz="1" w:space="0" w:color="CCCCCC"/>
+              <w:bottom w:val="single" w:sz="1" w:space="0" w:color="CCCCCC"/>
+              <w:right w:val="single" w:sz="1" w:space="0" w:color="CCCCCC"/>
+            </w:tcBorders>
+            <w:tcMar>
+              <w:top w:w="60" w:type="dxa"/>
+              <w:left w:w="100" w:type="dxa"/>
+              <w:bottom w:w="60" w:type="dxa"/>
+              <w:right w:w="100" w:type="dxa"/>
+            </w:tcMar>
+          </w:tcPr>
+          <w:p>
+            <w:r>
+              <w:rPr>
+                <w:b/>
+                <w:bCs/>
+                <w:sz w:val="20"/>
+                <w:szCs w:val="20"/>
+              </w:rPr>
+              <w:t>apply_category_suggestions.py</w:t>
+            </w:r>
+          </w:p>
+        </w:tc>
+        <w:tc>
+          <w:tcPr>
+            <w:tcW w:w="6160" w:type="dxa"/>
+            <w:tcBorders>
+              <w:top w:val="single" w:sz="1" w:space="0" w:color="CCCCCC"/>
+              <w:left w:val="single" w:sz="1" w:space="0" w:color="CCCCCC"/>
+              <w:bottom w:val="single" w:sz="1" w:space="0" w:color="CCCCCC"/>
+              <w:right w:val="single" w:sz="1" w:space="0" w:color="CCCCCC"/>
+            </w:tcBorders>
+            <w:tcMar>
+              <w:top w:w="60" w:type="dxa"/>
+              <w:left w:w="100" w:type="dxa"/>
+              <w:bottom w:w="60" w:type="dxa"/>
+              <w:right w:w="100" w:type="dxa"/>
+            </w:tcMar>
+          </w:tcPr>
+          <w:p>
+            <w:r>
+              <w:rPr>
+                <w:sz w:val="20"/>
+                <w:szCs w:val="20"/>
+              </w:rPr>
+              <w:t>Reads approved suggestions from spreadsheet and writes to category_overrides.json and taxonomy_review_state.json</w:t>
+            </w:r>
+          </w:p>
+        </w:tc>
+      </w:tr>
+      <w:tr>
+        <w:tc>
+          <w:tcPr>
+            <w:tcW w:w="3200" w:type="dxa"/>
+            <w:tcBorders>
+              <w:top w:val="single" w:sz="1" w:space="0" w:color="CCCCCC"/>
+              <w:left w:val="single" w:sz="1" w:space="0" w:color="CCCCCC"/>
+              <w:bottom w:val="single" w:sz="1" w:space="0" w:color="CCCCCC"/>
+              <w:right w:val="single" w:sz="1" w:space="0" w:color="CCCCCC"/>
+            </w:tcBorders>
+            <w:tcMar>
+              <w:top w:w="60" w:type="dxa"/>
+              <w:left w:w="100" w:type="dxa"/>
+              <w:bottom w:w="60" w:type="dxa"/>
+              <w:right w:w="100" w:type="dxa"/>
+            </w:tcMar>
+          </w:tcPr>
+          <w:p>
+            <w:r>
+              <w:rPr>
+                <w:b/>
+                <w:bCs/>
+                <w:sz w:val="20"/>
+                <w:szCs w:val="20"/>
+              </w:rPr>
+              <w:t>split_volume.py</w:t>
+            </w:r>
+          </w:p>
+        </w:tc>
+        <w:tc>
+          <w:tcPr>
+            <w:tcW w:w="6160" w:type="dxa"/>
+            <w:tcBorders>
+              <w:top w:val="single" w:sz="1" w:space="0" w:color="CCCCCC"/>
+              <w:left w:val="single" w:sz="1" w:space="0" w:color="CCCCCC"/>
+              <w:bottom w:val="single" w:sz="1" w:space="0" w:color="CCCCCC"/>
+              <w:right w:val="single" w:sz="1" w:space="0" w:color="CCCCCC"/>
+            </w:tcBorders>
+            <w:tcMar>
+              <w:top w:w="60" w:type="dxa"/>
+              <w:left w:w="100" w:type="dxa"/>
+              <w:bottom w:w="60" w:type="dxa"/>
+              <w:right w:w="100" w:type="dxa"/>
+            </w:tcMar>
+          </w:tcPr>
+          <w:p>
+            <w:r>
+              <w:rPr>
+                <w:sz w:val="20"/>
+                <w:szCs w:val="20"/>
+              </w:rPr>
+              <w:t>Splits a monolithic TEI volume into per-document files in data/documents/</w:t>
+            </w:r>
+          </w:p>
+        </w:tc>
+      </w:tr>
+      <w:tr>
+        <w:tc>
+          <w:tcPr>
+            <w:tcW w:w="3200" w:type="dxa"/>
+            <w:tcBorders>
+              <w:top w:val="single" w:sz="1" w:space="0" w:color="CCCCCC"/>
+              <w:left w:val="single" w:sz="1" w:space="0" w:color="CCCCCC"/>
+              <w:bottom w:val="single" w:sz="1" w:space="0" w:color="CCCCCC"/>
+              <w:right w:val="single" w:sz="1" w:space="0" w:color="CCCCCC"/>
+            </w:tcBorders>
+            <w:tcMar>
+              <w:top w:w="60" w:type="dxa"/>
+              <w:left w:w="100" w:type="dxa"/>
+              <w:bottom w:w="60" w:type="dxa"/>
+              <w:right w:w="100" w:type="dxa"/>
+            </w:tcMar>
+          </w:tcPr>
+          <w:p>
+            <w:r>
+              <w:rPr>
+                <w:b/>
+                <w:bCs/>
+                <w:sz w:val="20"/>
+                <w:szCs w:val="20"/>
+              </w:rPr>
+              <w:t>validate_data.py</w:t>
+            </w:r>
+          </w:p>
+        </w:tc>
+        <w:tc>
+          <w:tcPr>
+            <w:tcW w:w="6160" w:type="dxa"/>
+            <w:tcBorders>
+              <w:top w:val="single" w:sz="1" w:space="0" w:color="CCCCCC"/>
+              <w:left w:val="single" w:sz="1" w:space="0" w:color="CCCCCC"/>
+              <w:bottom w:val="single" w:sz="1" w:space="0" w:color="CCCCCC"/>
+              <w:right w:val="single" w:sz="1" w:space="0" w:color="CCCCCC"/>
+            </w:tcBorders>
+            <w:tcMar>
+              <w:top w:w="60" w:type="dxa"/>
+              <w:left w:w="100" w:type="dxa"/>
+              <w:bottom w:w="60" w:type="dxa"/>
+              <w:right w:w="100" w:type="dxa"/>
+            </w:tcMar>
+          </w:tcPr>
+          <w:p>
+            <w:r>
+              <w:rPr>
+                <w:sz w:val="20"/>
+                <w:szCs w:val="20"/>
+              </w:rPr>
+              <w:t>Validates data integrity across all volumes</w:t>
+            </w:r>
+          </w:p>
+        </w:tc>
+      </w:tr>
+      <w:tr>
+        <w:tc>
+          <w:tcPr>
+            <w:tcW w:w="3200" w:type="dxa"/>
+            <w:tcBorders>
+              <w:top w:val="single" w:sz="1" w:space="0" w:color="CCCCCC"/>
+              <w:left w:val="single" w:sz="1" w:space="0" w:color="CCCCCC"/>
+              <w:bottom w:val="single" w:sz="1" w:space="0" w:color="CCCCCC"/>
+              <w:right w:val="single" w:sz="1" w:space="0" w:color="CCCCCC"/>
+            </w:tcBorders>
+            <w:tcMar>
+              <w:top w:w="60" w:type="dxa"/>
+              <w:left w:w="100" w:type="dxa"/>
+              <w:bottom w:w="60" w:type="dxa"/>
+              <w:right w:w="100" w:type="dxa"/>
+            </w:tcMar>
+          </w:tcPr>
+          <w:p>
+            <w:r>
+              <w:rPr>
+                <w:b/>
+                <w:bCs/>
+                <w:sz w:val="20"/>
+                <w:szCs w:val="20"/>
+              </w:rPr>
+              <w:t>run_reviewed_pipeline.py</w:t>
+            </w:r>
+          </w:p>
+        </w:tc>
+        <w:tc>
+          <w:tcPr>
+            <w:tcW w:w="6160" w:type="dxa"/>
+            <w:tcBorders>
+              <w:top w:val="single" w:sz="1" w:space="0" w:color="CCCCCC"/>
+              <w:left w:val="single" w:sz="1" w:space="0" w:color="CCCCCC"/>
+              <w:bottom w:val="single" w:sz="1" w:space="0" w:color="CCCCCC"/>
+              <w:right w:val="single" w:sz="1" w:space="0" w:color="CCCCCC"/>
+            </w:tcBorders>
+            <w:tcMar>
+              <w:top w:w="60" w:type="dxa"/>
+              <w:left w:w="100" w:type="dxa"/>
+              <w:bottom w:w="60" w:type="dxa"/>
+              <w:right w:w="100" w:type="dxa"/>
+            </w:tcMar>
+          </w:tcPr>
+          <w:p>
+            <w:r>
+              <w:rPr>
+                <w:sz w:val="20"/>
+                <w:szCs w:val="20"/>
+              </w:rPr>
+              <w:t>Orchestrates the full 8-step post-review pipeline for a volume</w:t>
+            </w:r>
+          </w:p>
+        </w:tc>
+      </w:tr>
     </w:tbl>
     <w:p>
       <w:pPr>
@@ -7197,7 +6782,7 @@
                 <w:sz w:val="20"/>
                 <w:szCs w:val="20"/>
               </w:rPr>
-              <w:t>314 manual category reassignments from editorial review</w:t>
+              <w:t>577 manual category reassignments from editorial review and co-occurrence analysis</w:t>
             </w:r>
           </w:p>
         </w:tc>
@@ -7590,6 +7175,62 @@
                 <w:szCs w:val="20"/>
               </w:rPr>
               <w:t>Annotation results per volume: per-match data (term, ref, doc, offset, context) and per-term aggregates</w:t>
+            </w:r>
+          </w:p>
+        </w:tc>
+      </w:tr>
+      <w:tr>
+        <w:tc>
+          <w:tcPr>
+            <w:tcW w:w="3600" w:type="dxa"/>
+            <w:tcBorders>
+              <w:top w:val="single" w:sz="1" w:space="0" w:color="CCCCCC"/>
+              <w:left w:val="single" w:sz="1" w:space="0" w:color="CCCCCC"/>
+              <w:bottom w:val="single" w:sz="1" w:space="0" w:color="CCCCCC"/>
+              <w:right w:val="single" w:sz="1" w:space="0" w:color="CCCCCC"/>
+            </w:tcBorders>
+            <w:tcMar>
+              <w:top w:w="60" w:type="dxa"/>
+              <w:left w:w="100" w:type="dxa"/>
+              <w:bottom w:w="60" w:type="dxa"/>
+              <w:right w:w="100" w:type="dxa"/>
+            </w:tcMar>
+          </w:tcPr>
+          <w:p>
+            <w:r>
+              <w:rPr>
+                <w:b/>
+                <w:bCs/>
+                <w:sz w:val="20"/>
+                <w:szCs w:val="20"/>
+              </w:rPr>
+              <w:t>taxonomy_review_state.json</w:t>
+            </w:r>
+          </w:p>
+        </w:tc>
+        <w:tc>
+          <w:tcPr>
+            <w:tcW w:w="5760" w:type="dxa"/>
+            <w:tcBorders>
+              <w:top w:val="single" w:sz="1" w:space="0" w:color="CCCCCC"/>
+              <w:left w:val="single" w:sz="1" w:space="0" w:color="CCCCCC"/>
+              <w:bottom w:val="single" w:sz="1" w:space="0" w:color="CCCCCC"/>
+              <w:right w:val="single" w:sz="1" w:space="0" w:color="CCCCCC"/>
+            </w:tcBorders>
+            <w:tcMar>
+              <w:top w:w="60" w:type="dxa"/>
+              <w:left w:w="100" w:type="dxa"/>
+              <w:bottom w:w="60" w:type="dxa"/>
+              <w:right w:w="100" w:type="dxa"/>
+            </w:tcMar>
+          </w:tcPr>
+          <w:p>
+            <w:r>
+              <w:rPr>
+                <w:sz w:val="20"/>
+                <w:szCs w:val="20"/>
+              </w:rPr>
+              <w:t>Shared state file for taxonomy/annotation review tools: LCSH decisions, category overrides, merge decisions, exclusions, global rejections</w:t>
             </w:r>
           </w:p>
         </w:tc>
@@ -8105,7 +7746,7 @@
           <w:sz w:val="18"/>
           <w:szCs w:val="18"/>
         </w:rPr>
-        <w:t>python3 -m http.server 9090</w:t>
+        <w:t>make serve  # starts Flask server on port 9090</w:t>
       </w:r>
     </w:p>
     <w:p>
@@ -9948,7 +9589,7 @@
                 <w:sz w:val="20"/>
                 <w:szCs w:val="20"/>
               </w:rPr>
-              <w:t>1,412</w:t>
+              <w:t>1,411</w:t>
             </w:r>
           </w:p>
         </w:tc>
@@ -10005,7 +9646,7 @@
                 <w:sz w:val="20"/>
                 <w:szCs w:val="20"/>
               </w:rPr>
-              <w:t>1,288</w:t>
+              <w:t>1,411</w:t>
             </w:r>
           </w:p>
         </w:tc>
@@ -10347,7 +9988,7 @@
                 <w:sz w:val="20"/>
                 <w:szCs w:val="20"/>
               </w:rPr>
-              <w:t>65,571</w:t>
+              <w:t>102,447</w:t>
             </w:r>
           </w:p>
         </w:tc>
@@ -10461,7 +10102,7 @@
                 <w:sz w:val="20"/>
                 <w:szCs w:val="20"/>
               </w:rPr>
-              <w:t>4,509</w:t>
+              <w:t>7,054</w:t>
             </w:r>
           </w:p>
         </w:tc>
@@ -10604,7 +10245,7 @@
                 <w:szCs w:val="20"/>
               </w:rPr>
               <w:lastRenderedPageBreak/>
-              <w:t>Uncategorized subjects</w:t>
+              <w:t>Exclusions (taxonomy review)</w:t>
             </w:r>
           </w:p>
         </w:tc>
@@ -10633,7 +10274,7 @@
                 <w:sz w:val="20"/>
                 <w:szCs w:val="20"/>
               </w:rPr>
-              <w:t>424</w:t>
+              <w:t>98</w:t>
             </w:r>
           </w:p>
         </w:tc>
@@ -10661,7 +10302,7 @@
                 <w:sz w:val="20"/>
                 <w:szCs w:val="20"/>
               </w:rPr>
-              <w:t>Manual category overrides</w:t>
+              <w:t>Merge decisions (taxonomy review)</w:t>
             </w:r>
           </w:p>
         </w:tc>
@@ -10690,7 +10331,64 @@
                 <w:sz w:val="20"/>
                 <w:szCs w:val="20"/>
               </w:rPr>
-              <w:t>314</w:t>
+              <w:t>458</w:t>
+            </w:r>
+          </w:p>
+        </w:tc>
+      </w:tr>
+      <w:tr>
+        <w:tc>
+          <w:tcPr>
+            <w:tcW w:w="6000" w:type="dxa"/>
+            <w:tcBorders>
+              <w:top w:val="single" w:sz="1" w:space="0" w:color="CCCCCC"/>
+              <w:left w:val="single" w:sz="1" w:space="0" w:color="CCCCCC"/>
+              <w:bottom w:val="single" w:sz="1" w:space="0" w:color="CCCCCC"/>
+              <w:right w:val="single" w:sz="1" w:space="0" w:color="CCCCCC"/>
+            </w:tcBorders>
+            <w:tcMar>
+              <w:top w:w="60" w:type="dxa"/>
+              <w:left w:w="100" w:type="dxa"/>
+              <w:bottom w:w="60" w:type="dxa"/>
+              <w:right w:w="100" w:type="dxa"/>
+            </w:tcMar>
+          </w:tcPr>
+          <w:p>
+            <w:r>
+              <w:rPr>
+                <w:sz w:val="20"/>
+                <w:szCs w:val="20"/>
+              </w:rPr>
+              <w:t>Manual category overrides</w:t>
+            </w:r>
+          </w:p>
+        </w:tc>
+        <w:tc>
+          <w:tcPr>
+            <w:tcW w:w="3360" w:type="dxa"/>
+            <w:tcBorders>
+              <w:top w:val="single" w:sz="1" w:space="0" w:color="CCCCCC"/>
+              <w:left w:val="single" w:sz="1" w:space="0" w:color="CCCCCC"/>
+              <w:bottom w:val="single" w:sz="1" w:space="0" w:color="CCCCCC"/>
+              <w:right w:val="single" w:sz="1" w:space="0" w:color="CCCCCC"/>
+            </w:tcBorders>
+            <w:tcMar>
+              <w:top w:w="60" w:type="dxa"/>
+              <w:left w:w="100" w:type="dxa"/>
+              <w:bottom w:w="60" w:type="dxa"/>
+              <w:right w:w="100" w:type="dxa"/>
+            </w:tcMar>
+          </w:tcPr>
+          <w:p>
+            <w:pPr>
+              <w:jc w:val="right"/>
+            </w:pPr>
+            <w:r>
+              <w:rPr>
+                <w:sz w:val="20"/>
+                <w:szCs w:val="20"/>
+              </w:rPr>
+              <w:t>577</w:t>
             </w:r>
           </w:p>
         </w:tc>
